--- a/vergelijking.docx
+++ b/vergelijking.docx
@@ -5,51 +5,213 @@
     <w:p>
       <w:pPr>
         <w:rPr>
+          <w:rFonts w:ascii="Arial" w:hAnsi="Arial" w:cs="Arial"/>
           <w:b/>
           <w:bCs/>
         </w:rPr>
       </w:pPr>
       <w:r>
         <w:rPr>
+          <w:rFonts w:ascii="Arial" w:hAnsi="Arial" w:cs="Arial"/>
           <w:b/>
           <w:bCs/>
         </w:rPr>
-        <w:t>Welk agentic framework het beste past bij de probleemdefinitie</w:t>
+        <w:t xml:space="preserve">Welk </w:t>
+      </w:r>
+      <w:proofErr w:type="spellStart"/>
+      <w:r>
+        <w:rPr>
+          <w:rFonts w:ascii="Arial" w:hAnsi="Arial" w:cs="Arial"/>
+          <w:b/>
+          <w:bCs/>
+        </w:rPr>
+        <w:t>agentic</w:t>
+      </w:r>
+      <w:proofErr w:type="spellEnd"/>
+      <w:r>
+        <w:rPr>
+          <w:rFonts w:ascii="Arial" w:hAnsi="Arial" w:cs="Arial"/>
+          <w:b/>
+          <w:bCs/>
+        </w:rPr>
+        <w:t xml:space="preserve"> </w:t>
+      </w:r>
+      <w:proofErr w:type="spellStart"/>
+      <w:r>
+        <w:rPr>
+          <w:rFonts w:ascii="Arial" w:hAnsi="Arial" w:cs="Arial"/>
+          <w:b/>
+          <w:bCs/>
+        </w:rPr>
+        <w:t>framework</w:t>
+      </w:r>
+      <w:proofErr w:type="spellEnd"/>
+      <w:r>
+        <w:rPr>
+          <w:rFonts w:ascii="Arial" w:hAnsi="Arial" w:cs="Arial"/>
+          <w:b/>
+          <w:bCs/>
+        </w:rPr>
+        <w:t xml:space="preserve"> het beste past bij de probleemdefinitie</w:t>
       </w:r>
     </w:p>
     <w:p>
-      <w:r>
-        <w:t xml:space="preserve">Voor de ontwikkeling van onze autonome restaurantzoeker hebben we onderzocht welk agentic framework het beste aansluit bij onze probleemdefinitie. Ons doel is een AI-agent te bouwen die op basis van specifieke gebruikersvoorkeuren (zoals een locatie in Den Haag, datum/tijd, budget, aantal personen en het soort restaurant) het zoek- en vergelijkingsproces uit handen neemt. Op basis van het toolonderzoek is besloten dat </w:t>
-      </w:r>
-      <w:r>
-        <w:rPr>
+      <w:pPr>
+        <w:rPr>
+          <w:rFonts w:ascii="Arial" w:hAnsi="Arial" w:cs="Arial"/>
+        </w:rPr>
+      </w:pPr>
+      <w:r>
+        <w:rPr>
+          <w:rFonts w:ascii="Arial" w:hAnsi="Arial" w:cs="Arial"/>
+        </w:rPr>
+        <w:t xml:space="preserve">Voor de ontwikkeling van onze autonome restaurantzoeker hebben we onderzocht welk </w:t>
+      </w:r>
+      <w:proofErr w:type="spellStart"/>
+      <w:r>
+        <w:rPr>
+          <w:rFonts w:ascii="Arial" w:hAnsi="Arial" w:cs="Arial"/>
+        </w:rPr>
+        <w:t>agentic</w:t>
+      </w:r>
+      <w:proofErr w:type="spellEnd"/>
+      <w:r>
+        <w:rPr>
+          <w:rFonts w:ascii="Arial" w:hAnsi="Arial" w:cs="Arial"/>
+        </w:rPr>
+        <w:t xml:space="preserve"> </w:t>
+      </w:r>
+      <w:proofErr w:type="spellStart"/>
+      <w:r>
+        <w:rPr>
+          <w:rFonts w:ascii="Arial" w:hAnsi="Arial" w:cs="Arial"/>
+        </w:rPr>
+        <w:t>framework</w:t>
+      </w:r>
+      <w:proofErr w:type="spellEnd"/>
+      <w:r>
+        <w:rPr>
+          <w:rFonts w:ascii="Arial" w:hAnsi="Arial" w:cs="Arial"/>
+        </w:rPr>
+        <w:t xml:space="preserve"> het beste aansluit bij onze probleemdefinitie. Ons doel is een AI-agent te bouwen die op basis van specifieke gebruikersvoorkeuren zoals een locatie in Den Haag, datum/tijd, budget, aantal personen en het soort restaurant het zoek- en vergelijkingsproces uit handen neemt. Op basis van het toolonderzoek is besloten dat </w:t>
+      </w:r>
+      <w:proofErr w:type="spellStart"/>
+      <w:r>
+        <w:rPr>
+          <w:rFonts w:ascii="Arial" w:hAnsi="Arial" w:cs="Arial"/>
+        </w:rPr>
+        <w:t>LangGraph</w:t>
+      </w:r>
+      <w:proofErr w:type="spellEnd"/>
+      <w:r>
+        <w:rPr>
+          <w:rFonts w:ascii="Arial" w:hAnsi="Arial" w:cs="Arial"/>
+        </w:rPr>
+        <w:t xml:space="preserve"> het meest geschikte </w:t>
+      </w:r>
+      <w:proofErr w:type="spellStart"/>
+      <w:r>
+        <w:rPr>
+          <w:rFonts w:ascii="Arial" w:hAnsi="Arial" w:cs="Arial"/>
+        </w:rPr>
+        <w:t>framework</w:t>
+      </w:r>
+      <w:proofErr w:type="spellEnd"/>
+      <w:r>
+        <w:rPr>
+          <w:rFonts w:ascii="Arial" w:hAnsi="Arial" w:cs="Arial"/>
+        </w:rPr>
+        <w:t xml:space="preserve"> is voor onze </w:t>
+      </w:r>
+      <w:proofErr w:type="spellStart"/>
+      <w:r>
+        <w:rPr>
+          <w:rFonts w:ascii="Arial" w:hAnsi="Arial" w:cs="Arial"/>
+        </w:rPr>
+        <w:t>Proof</w:t>
+      </w:r>
+      <w:proofErr w:type="spellEnd"/>
+      <w:r>
+        <w:rPr>
+          <w:rFonts w:ascii="Arial" w:hAnsi="Arial" w:cs="Arial"/>
+        </w:rPr>
+        <w:t xml:space="preserve"> of Concept, terwijl </w:t>
+      </w:r>
+      <w:proofErr w:type="spellStart"/>
+      <w:r>
+        <w:rPr>
+          <w:rFonts w:ascii="Arial" w:hAnsi="Arial" w:cs="Arial"/>
+        </w:rPr>
+        <w:t>LlamaIndex</w:t>
+      </w:r>
+      <w:proofErr w:type="spellEnd"/>
+      <w:r>
+        <w:rPr>
+          <w:rFonts w:ascii="Arial" w:hAnsi="Arial" w:cs="Arial"/>
+        </w:rPr>
+        <w:t xml:space="preserve"> voor deze specifieke workflow minder goed past. </w:t>
+      </w:r>
+    </w:p>
+    <w:p>
+      <w:pPr>
+        <w:rPr>
+          <w:rFonts w:ascii="Arial" w:hAnsi="Arial" w:cs="Arial"/>
           <w:b/>
           <w:bCs/>
         </w:rPr>
+      </w:pPr>
+      <w:r>
+        <w:rPr>
+          <w:rFonts w:ascii="Arial" w:hAnsi="Arial" w:cs="Arial"/>
+          <w:b/>
+          <w:bCs/>
+        </w:rPr>
+        <w:t xml:space="preserve">Waarom we voor </w:t>
+      </w:r>
+      <w:proofErr w:type="spellStart"/>
+      <w:r>
+        <w:rPr>
+          <w:rFonts w:ascii="Arial" w:hAnsi="Arial" w:cs="Arial"/>
+          <w:b/>
+          <w:bCs/>
+        </w:rPr>
         <w:t>LangGraph</w:t>
       </w:r>
-      <w:r>
-        <w:t xml:space="preserve"> het meest geschikte framework is voor onze Proof of Concept, terwijl LlamaIndex voor deze specifieke workflow minder goed past. </w:t>
+      <w:proofErr w:type="spellEnd"/>
+      <w:r>
+        <w:rPr>
+          <w:rFonts w:ascii="Arial" w:hAnsi="Arial" w:cs="Arial"/>
+          <w:b/>
+          <w:bCs/>
+        </w:rPr>
+        <w:t xml:space="preserve"> kiezen</w:t>
       </w:r>
     </w:p>
     <w:p>
       <w:pPr>
         <w:rPr>
-          <w:b/>
-          <w:bCs/>
-        </w:rPr>
-      </w:pPr>
-      <w:r>
-        <w:rPr>
-          <w:b/>
-          <w:bCs/>
-        </w:rPr>
-        <w:t>Waarom we voor LangGraph kiezen (Voordelen)</w:t>
-      </w:r>
-    </w:p>
-    <w:p>
-      <w:r>
-        <w:t xml:space="preserve">Onze agent moet een duidelijk proces met meerdere stappen doorlopen: wensen ophalen, restaurants zoeken, resultaten vergelijken, de resultaten controleren en deze presenteren. LangGraph sluit hier perfect op aan vanwege de volgende voordelen: </w:t>
+          <w:rFonts w:ascii="Arial" w:hAnsi="Arial" w:cs="Arial"/>
+        </w:rPr>
+      </w:pPr>
+      <w:r>
+        <w:rPr>
+          <w:rFonts w:ascii="Arial" w:hAnsi="Arial" w:cs="Arial"/>
+        </w:rPr>
+        <w:t xml:space="preserve">Onze agent moet een duidelijk proces met meerdere stappen doorlopen: wensen ophalen, restaurants zoeken, resultaten vergelijken, de resultaten controleren en deze presenteren. </w:t>
+      </w:r>
+      <w:proofErr w:type="spellStart"/>
+      <w:r>
+        <w:rPr>
+          <w:rFonts w:ascii="Arial" w:hAnsi="Arial" w:cs="Arial"/>
+        </w:rPr>
+        <w:t>LangGraph</w:t>
+      </w:r>
+      <w:proofErr w:type="spellEnd"/>
+      <w:r>
+        <w:rPr>
+          <w:rFonts w:ascii="Arial" w:hAnsi="Arial" w:cs="Arial"/>
+        </w:rPr>
+        <w:t xml:space="preserve"> sluit hier perfect op aan vanwege de volgende voordelen: </w:t>
       </w:r>
     </w:p>
     <w:p>
@@ -58,16 +220,37 @@
           <w:ilvl w:val="0"/>
           <w:numId w:val="1"/>
         </w:numPr>
-      </w:pPr>
-      <w:r>
-        <w:rPr>
+        <w:rPr>
+          <w:rFonts w:ascii="Arial" w:hAnsi="Arial" w:cs="Arial"/>
+        </w:rPr>
+      </w:pPr>
+      <w:r>
+        <w:rPr>
+          <w:rFonts w:ascii="Arial" w:hAnsi="Arial" w:cs="Arial"/>
           <w:b/>
           <w:bCs/>
         </w:rPr>
         <w:t>Controle over stappen en loops:</w:t>
       </w:r>
       <w:r>
-        <w:t xml:space="preserve"> LangGraph is uitermate geschikt voor het definiëren van duidelijke stappen, controlepunten en 'loops' binnen een workflow. Dit is cruciaal voor onze processtappen, bijvoorbeeld wanneer een zoekopdracht geen resultaat oplevert en de agent een stap terug moet doen. </w:t>
+        <w:rPr>
+          <w:rFonts w:ascii="Arial" w:hAnsi="Arial" w:cs="Arial"/>
+        </w:rPr>
+        <w:t xml:space="preserve"> </w:t>
+      </w:r>
+      <w:proofErr w:type="spellStart"/>
+      <w:r>
+        <w:rPr>
+          <w:rFonts w:ascii="Arial" w:hAnsi="Arial" w:cs="Arial"/>
+        </w:rPr>
+        <w:t>LangGraph</w:t>
+      </w:r>
+      <w:proofErr w:type="spellEnd"/>
+      <w:r>
+        <w:rPr>
+          <w:rFonts w:ascii="Arial" w:hAnsi="Arial" w:cs="Arial"/>
+        </w:rPr>
+        <w:t xml:space="preserve"> is uitermate geschikt voor het definiëren van duidelijke stappen, controlepunten en 'loops' binnen een workflow. Dit is cruciaal voor onze processtappen, bijvoorbeeld wanneer een zoekopdracht geen resultaat oplevert en de agent een stap terug moet doen. </w:t>
       </w:r>
     </w:p>
     <w:p>
@@ -76,16 +259,37 @@
           <w:ilvl w:val="0"/>
           <w:numId w:val="1"/>
         </w:numPr>
-      </w:pPr>
-      <w:r>
-        <w:rPr>
+        <w:rPr>
+          <w:rFonts w:ascii="Arial" w:hAnsi="Arial" w:cs="Arial"/>
+        </w:rPr>
+      </w:pPr>
+      <w:r>
+        <w:rPr>
+          <w:rFonts w:ascii="Arial" w:hAnsi="Arial" w:cs="Arial"/>
           <w:b/>
           <w:bCs/>
         </w:rPr>
         <w:t>Geheugen en State Management:</w:t>
       </w:r>
       <w:r>
-        <w:t xml:space="preserve"> Het framework biedt veel controle over de workflow, tussenstappen en het geheugen (memory). Hierdoor kan de agent de specifieke voorkeuren van de gebruiker (zoals budget en locatie) gedurende de hele sessie accuraat vasthouden. </w:t>
+        <w:rPr>
+          <w:rFonts w:ascii="Arial" w:hAnsi="Arial" w:cs="Arial"/>
+        </w:rPr>
+        <w:t xml:space="preserve"> Het </w:t>
+      </w:r>
+      <w:proofErr w:type="spellStart"/>
+      <w:r>
+        <w:rPr>
+          <w:rFonts w:ascii="Arial" w:hAnsi="Arial" w:cs="Arial"/>
+        </w:rPr>
+        <w:t>framework</w:t>
+      </w:r>
+      <w:proofErr w:type="spellEnd"/>
+      <w:r>
+        <w:rPr>
+          <w:rFonts w:ascii="Arial" w:hAnsi="Arial" w:cs="Arial"/>
+        </w:rPr>
+        <w:t xml:space="preserve"> biedt veel controle over de workflow, tussenstappen en het geheugen . Hierdoor kan de agent de specifieke voorkeuren van de gebruiker zoals budget en locatie gedurende de hele sessie accuraat vasthouden. </w:t>
       </w:r>
     </w:p>
     <w:p>
@@ -94,36 +298,157 @@
           <w:ilvl w:val="0"/>
           <w:numId w:val="1"/>
         </w:numPr>
-      </w:pPr>
-      <w:r>
-        <w:rPr>
+        <w:rPr>
+          <w:rFonts w:ascii="Arial" w:hAnsi="Arial" w:cs="Arial"/>
+        </w:rPr>
+      </w:pPr>
+      <w:r>
+        <w:rPr>
+          <w:rFonts w:ascii="Arial" w:hAnsi="Arial" w:cs="Arial"/>
           <w:b/>
           <w:bCs/>
         </w:rPr>
         <w:t>Onafhankelijk LLM-gebruik:</w:t>
       </w:r>
       <w:r>
-        <w:t xml:space="preserve"> LangGraph heeft geen eigen vaste LLM, waardoor wij zelf kunnen kiezen welk model we koppelen (bijvoorbeeld OpenAI GPT, Claude, Gemini of een lokaal Ollama-model). Dit is een groot voordeel omdat we de architectuur van de workflow zo los kunnen bouwen van het gekozen taalmodel. </w:t>
+        <w:rPr>
+          <w:rFonts w:ascii="Arial" w:hAnsi="Arial" w:cs="Arial"/>
+        </w:rPr>
+        <w:t xml:space="preserve"> </w:t>
+      </w:r>
+      <w:proofErr w:type="spellStart"/>
+      <w:r>
+        <w:rPr>
+          <w:rFonts w:ascii="Arial" w:hAnsi="Arial" w:cs="Arial"/>
+        </w:rPr>
+        <w:t>LangGraph</w:t>
+      </w:r>
+      <w:proofErr w:type="spellEnd"/>
+      <w:r>
+        <w:rPr>
+          <w:rFonts w:ascii="Arial" w:hAnsi="Arial" w:cs="Arial"/>
+        </w:rPr>
+        <w:t xml:space="preserve"> heeft geen eigen vaste LLM, waardoor wij zelf kunnen kiezen welk model we koppelen bijvoorbeeld </w:t>
+      </w:r>
+      <w:proofErr w:type="spellStart"/>
+      <w:r>
+        <w:rPr>
+          <w:rFonts w:ascii="Arial" w:hAnsi="Arial" w:cs="Arial"/>
+        </w:rPr>
+        <w:t>Chat</w:t>
+      </w:r>
+      <w:r>
+        <w:rPr>
+          <w:rFonts w:ascii="Arial" w:hAnsi="Arial" w:cs="Arial"/>
+        </w:rPr>
+        <w:t>GPT</w:t>
+      </w:r>
+      <w:proofErr w:type="spellEnd"/>
+      <w:r>
+        <w:rPr>
+          <w:rFonts w:ascii="Arial" w:hAnsi="Arial" w:cs="Arial"/>
+        </w:rPr>
+        <w:t>, Claude</w:t>
+      </w:r>
+      <w:r>
+        <w:rPr>
+          <w:rFonts w:ascii="Arial" w:hAnsi="Arial" w:cs="Arial"/>
+        </w:rPr>
+        <w:t xml:space="preserve"> of </w:t>
+      </w:r>
+      <w:r>
+        <w:rPr>
+          <w:rFonts w:ascii="Arial" w:hAnsi="Arial" w:cs="Arial"/>
+        </w:rPr>
+        <w:t xml:space="preserve">Gemini. Dit is een groot voordeel omdat we de architectuur van de workflow zo los kunnen bouwen van het gekozen taalmodel. </w:t>
       </w:r>
     </w:p>
     <w:p>
       <w:pPr>
         <w:rPr>
+          <w:rFonts w:ascii="Arial" w:hAnsi="Arial" w:cs="Arial"/>
           <w:b/>
           <w:bCs/>
         </w:rPr>
       </w:pPr>
       <w:r>
         <w:rPr>
+          <w:rFonts w:ascii="Arial" w:hAnsi="Arial" w:cs="Arial"/>
           <w:b/>
           <w:bCs/>
         </w:rPr>
-        <w:t>Waarom we LlamaIndex niet als hoofd-framework gebruiken (Nadelen voor onze use-case)</w:t>
+        <w:t xml:space="preserve">Waarom we </w:t>
+      </w:r>
+      <w:proofErr w:type="spellStart"/>
+      <w:r>
+        <w:rPr>
+          <w:rFonts w:ascii="Arial" w:hAnsi="Arial" w:cs="Arial"/>
+          <w:b/>
+          <w:bCs/>
+        </w:rPr>
+        <w:t>LlamaIndex</w:t>
+      </w:r>
+      <w:proofErr w:type="spellEnd"/>
+      <w:r>
+        <w:rPr>
+          <w:rFonts w:ascii="Arial" w:hAnsi="Arial" w:cs="Arial"/>
+          <w:b/>
+          <w:bCs/>
+        </w:rPr>
+        <w:t xml:space="preserve"> niet als hoofd-</w:t>
+      </w:r>
+      <w:proofErr w:type="spellStart"/>
+      <w:r>
+        <w:rPr>
+          <w:rFonts w:ascii="Arial" w:hAnsi="Arial" w:cs="Arial"/>
+          <w:b/>
+          <w:bCs/>
+        </w:rPr>
+        <w:t>framework</w:t>
+      </w:r>
+      <w:proofErr w:type="spellEnd"/>
+      <w:r>
+        <w:rPr>
+          <w:rFonts w:ascii="Arial" w:hAnsi="Arial" w:cs="Arial"/>
+          <w:b/>
+          <w:bCs/>
+        </w:rPr>
+        <w:t xml:space="preserve"> gebruiken </w:t>
       </w:r>
     </w:p>
     <w:p>
-      <w:r>
-        <w:t>LlamaIndex is een krachtig framework, maar is voor het aansturen van onze kern-workflow afgevallen om de volgende redenen:</w:t>
+      <w:pPr>
+        <w:rPr>
+          <w:rFonts w:ascii="Arial" w:hAnsi="Arial" w:cs="Arial"/>
+        </w:rPr>
+      </w:pPr>
+      <w:proofErr w:type="spellStart"/>
+      <w:r>
+        <w:rPr>
+          <w:rFonts w:ascii="Arial" w:hAnsi="Arial" w:cs="Arial"/>
+        </w:rPr>
+        <w:t>LlamaIndex</w:t>
+      </w:r>
+      <w:proofErr w:type="spellEnd"/>
+      <w:r>
+        <w:rPr>
+          <w:rFonts w:ascii="Arial" w:hAnsi="Arial" w:cs="Arial"/>
+        </w:rPr>
+        <w:t xml:space="preserve"> is een krachtig </w:t>
+      </w:r>
+      <w:proofErr w:type="spellStart"/>
+      <w:r>
+        <w:rPr>
+          <w:rFonts w:ascii="Arial" w:hAnsi="Arial" w:cs="Arial"/>
+        </w:rPr>
+        <w:t>framework</w:t>
+      </w:r>
+      <w:proofErr w:type="spellEnd"/>
+      <w:r>
+        <w:rPr>
+          <w:rFonts w:ascii="Arial" w:hAnsi="Arial" w:cs="Arial"/>
+        </w:rPr>
+        <w:t>, maar is voor het aansturen van onze kern-workflow afgevallen om de volgende redenen:</w:t>
       </w:r>
     </w:p>
     <w:p>
@@ -132,16 +457,51 @@
           <w:ilvl w:val="0"/>
           <w:numId w:val="2"/>
         </w:numPr>
-      </w:pPr>
-      <w:r>
-        <w:rPr>
+        <w:rPr>
+          <w:rFonts w:ascii="Arial" w:hAnsi="Arial" w:cs="Arial"/>
+        </w:rPr>
+      </w:pPr>
+      <w:r>
+        <w:rPr>
+          <w:rFonts w:ascii="Arial" w:hAnsi="Arial" w:cs="Arial"/>
           <w:b/>
           <w:bCs/>
         </w:rPr>
         <w:t>Focus op informatie ophalen in plaats van workflow-besturing:</w:t>
       </w:r>
       <w:r>
-        <w:t xml:space="preserve"> LlamaIndex is primair ontworpen voor en sterk in het ophalen, begrijpen en samenvatten van informatie uit documenten, kennisbronnen en vector databases. Het mist echter de robuuste controle over complexe actie-loops die LangGraph wel biedt. </w:t>
+        <w:rPr>
+          <w:rFonts w:ascii="Arial" w:hAnsi="Arial" w:cs="Arial"/>
+        </w:rPr>
+        <w:t xml:space="preserve"> </w:t>
+      </w:r>
+      <w:proofErr w:type="spellStart"/>
+      <w:r>
+        <w:rPr>
+          <w:rFonts w:ascii="Arial" w:hAnsi="Arial" w:cs="Arial"/>
+        </w:rPr>
+        <w:t>LlamaIndex</w:t>
+      </w:r>
+      <w:proofErr w:type="spellEnd"/>
+      <w:r>
+        <w:rPr>
+          <w:rFonts w:ascii="Arial" w:hAnsi="Arial" w:cs="Arial"/>
+        </w:rPr>
+        <w:t xml:space="preserve"> is primair ontworpen voor en sterk in het ophalen, begrijpen en samenvatten van informatie uit documenten, kennisbronnen en vector databases. Het mist echter de robuuste controle over complexe actie-loops die </w:t>
+      </w:r>
+      <w:proofErr w:type="spellStart"/>
+      <w:r>
+        <w:rPr>
+          <w:rFonts w:ascii="Arial" w:hAnsi="Arial" w:cs="Arial"/>
+        </w:rPr>
+        <w:t>LangGraph</w:t>
+      </w:r>
+      <w:proofErr w:type="spellEnd"/>
+      <w:r>
+        <w:rPr>
+          <w:rFonts w:ascii="Arial" w:hAnsi="Arial" w:cs="Arial"/>
+        </w:rPr>
+        <w:t xml:space="preserve"> wel biedt. </w:t>
       </w:r>
     </w:p>
     <w:p>
@@ -150,45 +510,102 @@
           <w:ilvl w:val="0"/>
           <w:numId w:val="2"/>
         </w:numPr>
-      </w:pPr>
-      <w:r>
-        <w:rPr>
+        <w:rPr>
+          <w:rFonts w:ascii="Arial" w:hAnsi="Arial" w:cs="Arial"/>
+        </w:rPr>
+      </w:pPr>
+      <w:r>
+        <w:rPr>
+          <w:rFonts w:ascii="Arial" w:hAnsi="Arial" w:cs="Arial"/>
           <w:b/>
           <w:bCs/>
         </w:rPr>
         <w:t>Niet direct nodig voor de huidige probleemdefinitie:</w:t>
       </w:r>
       <w:r>
-        <w:t xml:space="preserve"> Voor het autonoom doorlopen van de zoekstappen hebben we nu vooral sturing en controle nodig. LlamaIndex sluit pas echt goed aan wanneer we (bijvoorbeeld in Sprint 3) </w:t>
-      </w:r>
-      <w:r>
+        <w:rPr>
+          <w:rFonts w:ascii="Arial" w:hAnsi="Arial" w:cs="Arial"/>
+        </w:rPr>
+        <w:t xml:space="preserve"> Voor het autonoom doorlopen van de zoekstappen hebben we nu vooral sturing en controle nodig. </w:t>
+      </w:r>
+      <w:proofErr w:type="spellStart"/>
+      <w:r>
+        <w:rPr>
+          <w:rFonts w:ascii="Arial" w:hAnsi="Arial" w:cs="Arial"/>
+        </w:rPr>
+        <w:t>LlamaIndex</w:t>
+      </w:r>
+      <w:proofErr w:type="spellEnd"/>
+      <w:r>
+        <w:rPr>
+          <w:rFonts w:ascii="Arial" w:hAnsi="Arial" w:cs="Arial"/>
+        </w:rPr>
+        <w:t xml:space="preserve"> sluit pas echt goed aan wanneer we bijvoorbeeld in Sprint 3 </w:t>
+      </w:r>
+      <w:r>
+        <w:rPr>
+          <w:rFonts w:ascii="Arial" w:hAnsi="Arial" w:cs="Arial"/>
+        </w:rPr>
         <w:lastRenderedPageBreak/>
         <w:t xml:space="preserve">besluiten om met een eigen vector database vol met specifieke, vaste restaurantdata te gaan werken. </w:t>
       </w:r>
     </w:p>
     <w:p>
-      <w:r>
-        <w:rPr>
+      <w:pPr>
+        <w:rPr>
+          <w:rFonts w:ascii="Arial" w:hAnsi="Arial" w:cs="Arial"/>
+        </w:rPr>
+      </w:pPr>
+      <w:r>
+        <w:rPr>
+          <w:rFonts w:ascii="Arial" w:hAnsi="Arial" w:cs="Arial"/>
           <w:b/>
           <w:bCs/>
         </w:rPr>
         <w:t>Conclusie:</w:t>
       </w:r>
       <w:r>
+        <w:rPr>
+          <w:rFonts w:ascii="Arial" w:hAnsi="Arial" w:cs="Arial"/>
+        </w:rPr>
         <w:t xml:space="preserve"> Omdat ons probleem een AI-agent vereist die gecontroleerde stappen uitvoert en gebruikerswensen verwerkt, biedt </w:t>
       </w:r>
-      <w:r>
-        <w:rPr>
-          <w:b/>
-          <w:bCs/>
+      <w:proofErr w:type="spellStart"/>
+      <w:r>
+        <w:rPr>
+          <w:rFonts w:ascii="Arial" w:hAnsi="Arial" w:cs="Arial"/>
         </w:rPr>
         <w:t>LangGraph</w:t>
       </w:r>
-      <w:r>
-        <w:t xml:space="preserve"> de best passende architectuur voor onze Proof of Concept.</w:t>
+      <w:proofErr w:type="spellEnd"/>
+      <w:r>
+        <w:rPr>
+          <w:rFonts w:ascii="Arial" w:hAnsi="Arial" w:cs="Arial"/>
+        </w:rPr>
+        <w:t xml:space="preserve"> de best passende architectuur voor onze </w:t>
+      </w:r>
+      <w:proofErr w:type="spellStart"/>
+      <w:r>
+        <w:rPr>
+          <w:rFonts w:ascii="Arial" w:hAnsi="Arial" w:cs="Arial"/>
+        </w:rPr>
+        <w:t>Proof</w:t>
+      </w:r>
+      <w:proofErr w:type="spellEnd"/>
+      <w:r>
+        <w:rPr>
+          <w:rFonts w:ascii="Arial" w:hAnsi="Arial" w:cs="Arial"/>
+        </w:rPr>
+        <w:t xml:space="preserve"> of Concept.</w:t>
       </w:r>
     </w:p>
-    <w:p/>
+    <w:p>
+      <w:pPr>
+        <w:rPr>
+          <w:rFonts w:ascii="Arial" w:hAnsi="Arial" w:cs="Arial"/>
+        </w:rPr>
+      </w:pPr>
+    </w:p>
     <w:sectPr>
       <w:pgSz w:w="11906" w:h="16838"/>
       <w:pgMar w:top="1417" w:right="1417" w:bottom="1417" w:left="1417" w:header="708" w:footer="708" w:gutter="0"/>
@@ -905,15 +1322,15 @@
     <w:lsdException w:name="Unresolved Mention" w:semiHidden="1" w:unhideWhenUsed="1"/>
     <w:lsdException w:name="Smart Link" w:semiHidden="1" w:unhideWhenUsed="1"/>
   </w:latentStyles>
-  <w:style w:type="paragraph" w:default="1" w:styleId="Normal">
+  <w:style w:type="paragraph" w:default="1" w:styleId="Standaard">
     <w:name w:val="Normal"/>
     <w:qFormat/>
   </w:style>
-  <w:style w:type="paragraph" w:styleId="Heading1">
+  <w:style w:type="paragraph" w:styleId="Kop1">
     <w:name w:val="heading 1"/>
-    <w:basedOn w:val="Normal"/>
-    <w:next w:val="Normal"/>
-    <w:link w:val="Heading1Char"/>
+    <w:basedOn w:val="Standaard"/>
+    <w:next w:val="Standaard"/>
+    <w:link w:val="Kop1Char"/>
     <w:uiPriority w:val="9"/>
     <w:qFormat/>
     <w:rsid w:val="008B078B"/>
@@ -930,11 +1347,11 @@
       <w:szCs w:val="40"/>
     </w:rPr>
   </w:style>
-  <w:style w:type="paragraph" w:styleId="Heading2">
+  <w:style w:type="paragraph" w:styleId="Kop2">
     <w:name w:val="heading 2"/>
-    <w:basedOn w:val="Normal"/>
-    <w:next w:val="Normal"/>
-    <w:link w:val="Heading2Char"/>
+    <w:basedOn w:val="Standaard"/>
+    <w:next w:val="Standaard"/>
+    <w:link w:val="Kop2Char"/>
     <w:uiPriority w:val="9"/>
     <w:semiHidden/>
     <w:unhideWhenUsed/>
@@ -953,11 +1370,11 @@
       <w:szCs w:val="32"/>
     </w:rPr>
   </w:style>
-  <w:style w:type="paragraph" w:styleId="Heading3">
+  <w:style w:type="paragraph" w:styleId="Kop3">
     <w:name w:val="heading 3"/>
-    <w:basedOn w:val="Normal"/>
-    <w:next w:val="Normal"/>
-    <w:link w:val="Heading3Char"/>
+    <w:basedOn w:val="Standaard"/>
+    <w:next w:val="Standaard"/>
+    <w:link w:val="Kop3Char"/>
     <w:uiPriority w:val="9"/>
     <w:semiHidden/>
     <w:unhideWhenUsed/>
@@ -976,11 +1393,11 @@
       <w:szCs w:val="28"/>
     </w:rPr>
   </w:style>
-  <w:style w:type="paragraph" w:styleId="Heading4">
+  <w:style w:type="paragraph" w:styleId="Kop4">
     <w:name w:val="heading 4"/>
-    <w:basedOn w:val="Normal"/>
-    <w:next w:val="Normal"/>
-    <w:link w:val="Heading4Char"/>
+    <w:basedOn w:val="Standaard"/>
+    <w:next w:val="Standaard"/>
+    <w:link w:val="Kop4Char"/>
     <w:uiPriority w:val="9"/>
     <w:semiHidden/>
     <w:unhideWhenUsed/>
@@ -999,11 +1416,11 @@
       <w:color w:val="0F4761" w:themeColor="accent1" w:themeShade="BF"/>
     </w:rPr>
   </w:style>
-  <w:style w:type="paragraph" w:styleId="Heading5">
+  <w:style w:type="paragraph" w:styleId="Kop5">
     <w:name w:val="heading 5"/>
-    <w:basedOn w:val="Normal"/>
-    <w:next w:val="Normal"/>
-    <w:link w:val="Heading5Char"/>
+    <w:basedOn w:val="Standaard"/>
+    <w:next w:val="Standaard"/>
+    <w:link w:val="Kop5Char"/>
     <w:uiPriority w:val="9"/>
     <w:semiHidden/>
     <w:unhideWhenUsed/>
@@ -1020,11 +1437,11 @@
       <w:color w:val="0F4761" w:themeColor="accent1" w:themeShade="BF"/>
     </w:rPr>
   </w:style>
-  <w:style w:type="paragraph" w:styleId="Heading6">
+  <w:style w:type="paragraph" w:styleId="Kop6">
     <w:name w:val="heading 6"/>
-    <w:basedOn w:val="Normal"/>
-    <w:next w:val="Normal"/>
-    <w:link w:val="Heading6Char"/>
+    <w:basedOn w:val="Standaard"/>
+    <w:next w:val="Standaard"/>
+    <w:link w:val="Kop6Char"/>
     <w:uiPriority w:val="9"/>
     <w:semiHidden/>
     <w:unhideWhenUsed/>
@@ -1043,11 +1460,11 @@
       <w:color w:val="595959" w:themeColor="text1" w:themeTint="A6"/>
     </w:rPr>
   </w:style>
-  <w:style w:type="paragraph" w:styleId="Heading7">
+  <w:style w:type="paragraph" w:styleId="Kop7">
     <w:name w:val="heading 7"/>
-    <w:basedOn w:val="Normal"/>
-    <w:next w:val="Normal"/>
-    <w:link w:val="Heading7Char"/>
+    <w:basedOn w:val="Standaard"/>
+    <w:next w:val="Standaard"/>
+    <w:link w:val="Kop7Char"/>
     <w:uiPriority w:val="9"/>
     <w:semiHidden/>
     <w:unhideWhenUsed/>
@@ -1064,11 +1481,11 @@
       <w:color w:val="595959" w:themeColor="text1" w:themeTint="A6"/>
     </w:rPr>
   </w:style>
-  <w:style w:type="paragraph" w:styleId="Heading8">
+  <w:style w:type="paragraph" w:styleId="Kop8">
     <w:name w:val="heading 8"/>
-    <w:basedOn w:val="Normal"/>
-    <w:next w:val="Normal"/>
-    <w:link w:val="Heading8Char"/>
+    <w:basedOn w:val="Standaard"/>
+    <w:next w:val="Standaard"/>
+    <w:link w:val="Kop8Char"/>
     <w:uiPriority w:val="9"/>
     <w:semiHidden/>
     <w:unhideWhenUsed/>
@@ -1087,11 +1504,11 @@
       <w:color w:val="272727" w:themeColor="text1" w:themeTint="D8"/>
     </w:rPr>
   </w:style>
-  <w:style w:type="paragraph" w:styleId="Heading9">
+  <w:style w:type="paragraph" w:styleId="Kop9">
     <w:name w:val="heading 9"/>
-    <w:basedOn w:val="Normal"/>
-    <w:next w:val="Normal"/>
-    <w:link w:val="Heading9Char"/>
+    <w:basedOn w:val="Standaard"/>
+    <w:next w:val="Standaard"/>
+    <w:link w:val="Kop9Char"/>
     <w:uiPriority w:val="9"/>
     <w:semiHidden/>
     <w:unhideWhenUsed/>
@@ -1108,12 +1525,13 @@
       <w:color w:val="272727" w:themeColor="text1" w:themeTint="D8"/>
     </w:rPr>
   </w:style>
-  <w:style w:type="character" w:default="1" w:styleId="DefaultParagraphFont">
+  <w:style w:type="character" w:default="1" w:styleId="Standaardalinea-lettertype">
     <w:name w:val="Default Paragraph Font"/>
     <w:uiPriority w:val="1"/>
+    <w:semiHidden/>
     <w:unhideWhenUsed/>
   </w:style>
-  <w:style w:type="table" w:default="1" w:styleId="TableNormal">
+  <w:style w:type="table" w:default="1" w:styleId="Standaardtabel">
     <w:name w:val="Normal Table"/>
     <w:uiPriority w:val="99"/>
     <w:semiHidden/>
@@ -1128,16 +1546,16 @@
       </w:tblCellMar>
     </w:tblPr>
   </w:style>
-  <w:style w:type="numbering" w:default="1" w:styleId="NoList">
+  <w:style w:type="numbering" w:default="1" w:styleId="Geenlijst">
     <w:name w:val="No List"/>
     <w:uiPriority w:val="99"/>
     <w:semiHidden/>
     <w:unhideWhenUsed/>
   </w:style>
-  <w:style w:type="character" w:customStyle="1" w:styleId="Heading1Char">
-    <w:name w:val="Heading 1 Char"/>
-    <w:basedOn w:val="DefaultParagraphFont"/>
-    <w:link w:val="Heading1"/>
+  <w:style w:type="character" w:customStyle="1" w:styleId="Kop1Char">
+    <w:name w:val="Kop 1 Char"/>
+    <w:basedOn w:val="Standaardalinea-lettertype"/>
+    <w:link w:val="Kop1"/>
     <w:uiPriority w:val="9"/>
     <w:rsid w:val="008B078B"/>
     <w:rPr>
@@ -1147,10 +1565,10 @@
       <w:szCs w:val="40"/>
     </w:rPr>
   </w:style>
-  <w:style w:type="character" w:customStyle="1" w:styleId="Heading2Char">
-    <w:name w:val="Heading 2 Char"/>
-    <w:basedOn w:val="DefaultParagraphFont"/>
-    <w:link w:val="Heading2"/>
+  <w:style w:type="character" w:customStyle="1" w:styleId="Kop2Char">
+    <w:name w:val="Kop 2 Char"/>
+    <w:basedOn w:val="Standaardalinea-lettertype"/>
+    <w:link w:val="Kop2"/>
     <w:uiPriority w:val="9"/>
     <w:semiHidden/>
     <w:rsid w:val="008B078B"/>
@@ -1161,10 +1579,10 @@
       <w:szCs w:val="32"/>
     </w:rPr>
   </w:style>
-  <w:style w:type="character" w:customStyle="1" w:styleId="Heading3Char">
-    <w:name w:val="Heading 3 Char"/>
-    <w:basedOn w:val="DefaultParagraphFont"/>
-    <w:link w:val="Heading3"/>
+  <w:style w:type="character" w:customStyle="1" w:styleId="Kop3Char">
+    <w:name w:val="Kop 3 Char"/>
+    <w:basedOn w:val="Standaardalinea-lettertype"/>
+    <w:link w:val="Kop3"/>
     <w:uiPriority w:val="9"/>
     <w:semiHidden/>
     <w:rsid w:val="008B078B"/>
@@ -1175,10 +1593,10 @@
       <w:szCs w:val="28"/>
     </w:rPr>
   </w:style>
-  <w:style w:type="character" w:customStyle="1" w:styleId="Heading4Char">
-    <w:name w:val="Heading 4 Char"/>
-    <w:basedOn w:val="DefaultParagraphFont"/>
-    <w:link w:val="Heading4"/>
+  <w:style w:type="character" w:customStyle="1" w:styleId="Kop4Char">
+    <w:name w:val="Kop 4 Char"/>
+    <w:basedOn w:val="Standaardalinea-lettertype"/>
+    <w:link w:val="Kop4"/>
     <w:uiPriority w:val="9"/>
     <w:semiHidden/>
     <w:rsid w:val="008B078B"/>
@@ -1189,10 +1607,10 @@
       <w:color w:val="0F4761" w:themeColor="accent1" w:themeShade="BF"/>
     </w:rPr>
   </w:style>
-  <w:style w:type="character" w:customStyle="1" w:styleId="Heading5Char">
-    <w:name w:val="Heading 5 Char"/>
-    <w:basedOn w:val="DefaultParagraphFont"/>
-    <w:link w:val="Heading5"/>
+  <w:style w:type="character" w:customStyle="1" w:styleId="Kop5Char">
+    <w:name w:val="Kop 5 Char"/>
+    <w:basedOn w:val="Standaardalinea-lettertype"/>
+    <w:link w:val="Kop5"/>
     <w:uiPriority w:val="9"/>
     <w:semiHidden/>
     <w:rsid w:val="008B078B"/>
@@ -1201,10 +1619,10 @@
       <w:color w:val="0F4761" w:themeColor="accent1" w:themeShade="BF"/>
     </w:rPr>
   </w:style>
-  <w:style w:type="character" w:customStyle="1" w:styleId="Heading6Char">
-    <w:name w:val="Heading 6 Char"/>
-    <w:basedOn w:val="DefaultParagraphFont"/>
-    <w:link w:val="Heading6"/>
+  <w:style w:type="character" w:customStyle="1" w:styleId="Kop6Char">
+    <w:name w:val="Kop 6 Char"/>
+    <w:basedOn w:val="Standaardalinea-lettertype"/>
+    <w:link w:val="Kop6"/>
     <w:uiPriority w:val="9"/>
     <w:semiHidden/>
     <w:rsid w:val="008B078B"/>
@@ -1215,10 +1633,10 @@
       <w:color w:val="595959" w:themeColor="text1" w:themeTint="A6"/>
     </w:rPr>
   </w:style>
-  <w:style w:type="character" w:customStyle="1" w:styleId="Heading7Char">
-    <w:name w:val="Heading 7 Char"/>
-    <w:basedOn w:val="DefaultParagraphFont"/>
-    <w:link w:val="Heading7"/>
+  <w:style w:type="character" w:customStyle="1" w:styleId="Kop7Char">
+    <w:name w:val="Kop 7 Char"/>
+    <w:basedOn w:val="Standaardalinea-lettertype"/>
+    <w:link w:val="Kop7"/>
     <w:uiPriority w:val="9"/>
     <w:semiHidden/>
     <w:rsid w:val="008B078B"/>
@@ -1227,10 +1645,10 @@
       <w:color w:val="595959" w:themeColor="text1" w:themeTint="A6"/>
     </w:rPr>
   </w:style>
-  <w:style w:type="character" w:customStyle="1" w:styleId="Heading8Char">
-    <w:name w:val="Heading 8 Char"/>
-    <w:basedOn w:val="DefaultParagraphFont"/>
-    <w:link w:val="Heading8"/>
+  <w:style w:type="character" w:customStyle="1" w:styleId="Kop8Char">
+    <w:name w:val="Kop 8 Char"/>
+    <w:basedOn w:val="Standaardalinea-lettertype"/>
+    <w:link w:val="Kop8"/>
     <w:uiPriority w:val="9"/>
     <w:semiHidden/>
     <w:rsid w:val="008B078B"/>
@@ -1241,10 +1659,10 @@
       <w:color w:val="272727" w:themeColor="text1" w:themeTint="D8"/>
     </w:rPr>
   </w:style>
-  <w:style w:type="character" w:customStyle="1" w:styleId="Heading9Char">
-    <w:name w:val="Heading 9 Char"/>
-    <w:basedOn w:val="DefaultParagraphFont"/>
-    <w:link w:val="Heading9"/>
+  <w:style w:type="character" w:customStyle="1" w:styleId="Kop9Char">
+    <w:name w:val="Kop 9 Char"/>
+    <w:basedOn w:val="Standaardalinea-lettertype"/>
+    <w:link w:val="Kop9"/>
     <w:uiPriority w:val="9"/>
     <w:semiHidden/>
     <w:rsid w:val="008B078B"/>
@@ -1253,11 +1671,11 @@
       <w:color w:val="272727" w:themeColor="text1" w:themeTint="D8"/>
     </w:rPr>
   </w:style>
-  <w:style w:type="paragraph" w:styleId="Title">
+  <w:style w:type="paragraph" w:styleId="Titel">
     <w:name w:val="Title"/>
-    <w:basedOn w:val="Normal"/>
-    <w:next w:val="Normal"/>
-    <w:link w:val="TitleChar"/>
+    <w:basedOn w:val="Standaard"/>
+    <w:next w:val="Standaard"/>
+    <w:link w:val="TitelChar"/>
     <w:uiPriority w:val="10"/>
     <w:qFormat/>
     <w:rsid w:val="008B078B"/>
@@ -1273,10 +1691,10 @@
       <w:szCs w:val="56"/>
     </w:rPr>
   </w:style>
-  <w:style w:type="character" w:customStyle="1" w:styleId="TitleChar">
-    <w:name w:val="Title Char"/>
-    <w:basedOn w:val="DefaultParagraphFont"/>
-    <w:link w:val="Title"/>
+  <w:style w:type="character" w:customStyle="1" w:styleId="TitelChar">
+    <w:name w:val="Titel Char"/>
+    <w:basedOn w:val="Standaardalinea-lettertype"/>
+    <w:link w:val="Titel"/>
     <w:uiPriority w:val="10"/>
     <w:rsid w:val="008B078B"/>
     <w:rPr>
@@ -1287,11 +1705,11 @@
       <w:szCs w:val="56"/>
     </w:rPr>
   </w:style>
-  <w:style w:type="paragraph" w:styleId="Subtitle">
+  <w:style w:type="paragraph" w:styleId="Ondertitel">
     <w:name w:val="Subtitle"/>
-    <w:basedOn w:val="Normal"/>
-    <w:next w:val="Normal"/>
-    <w:link w:val="SubtitleChar"/>
+    <w:basedOn w:val="Standaard"/>
+    <w:next w:val="Standaard"/>
+    <w:link w:val="OndertitelChar"/>
     <w:uiPriority w:val="11"/>
     <w:qFormat/>
     <w:rsid w:val="008B078B"/>
@@ -1308,10 +1726,10 @@
       <w:szCs w:val="28"/>
     </w:rPr>
   </w:style>
-  <w:style w:type="character" w:customStyle="1" w:styleId="SubtitleChar">
-    <w:name w:val="Subtitle Char"/>
-    <w:basedOn w:val="DefaultParagraphFont"/>
-    <w:link w:val="Subtitle"/>
+  <w:style w:type="character" w:customStyle="1" w:styleId="OndertitelChar">
+    <w:name w:val="Ondertitel Char"/>
+    <w:basedOn w:val="Standaardalinea-lettertype"/>
+    <w:link w:val="Ondertitel"/>
     <w:uiPriority w:val="11"/>
     <w:rsid w:val="008B078B"/>
     <w:rPr>
@@ -1322,11 +1740,11 @@
       <w:szCs w:val="28"/>
     </w:rPr>
   </w:style>
-  <w:style w:type="paragraph" w:styleId="Quote">
+  <w:style w:type="paragraph" w:styleId="Citaat">
     <w:name w:val="Quote"/>
-    <w:basedOn w:val="Normal"/>
-    <w:next w:val="Normal"/>
-    <w:link w:val="QuoteChar"/>
+    <w:basedOn w:val="Standaard"/>
+    <w:next w:val="Standaard"/>
+    <w:link w:val="CitaatChar"/>
     <w:uiPriority w:val="29"/>
     <w:qFormat/>
     <w:rsid w:val="008B078B"/>
@@ -1340,10 +1758,10 @@
       <w:color w:val="404040" w:themeColor="text1" w:themeTint="BF"/>
     </w:rPr>
   </w:style>
-  <w:style w:type="character" w:customStyle="1" w:styleId="QuoteChar">
-    <w:name w:val="Quote Char"/>
-    <w:basedOn w:val="DefaultParagraphFont"/>
-    <w:link w:val="Quote"/>
+  <w:style w:type="character" w:customStyle="1" w:styleId="CitaatChar">
+    <w:name w:val="Citaat Char"/>
+    <w:basedOn w:val="Standaardalinea-lettertype"/>
+    <w:link w:val="Citaat"/>
     <w:uiPriority w:val="29"/>
     <w:rsid w:val="008B078B"/>
     <w:rPr>
@@ -1352,9 +1770,9 @@
       <w:color w:val="404040" w:themeColor="text1" w:themeTint="BF"/>
     </w:rPr>
   </w:style>
-  <w:style w:type="paragraph" w:styleId="ListParagraph">
+  <w:style w:type="paragraph" w:styleId="Lijstalinea">
     <w:name w:val="List Paragraph"/>
-    <w:basedOn w:val="Normal"/>
+    <w:basedOn w:val="Standaard"/>
     <w:uiPriority w:val="34"/>
     <w:qFormat/>
     <w:rsid w:val="008B078B"/>
@@ -1363,9 +1781,9 @@
       <w:contextualSpacing/>
     </w:pPr>
   </w:style>
-  <w:style w:type="character" w:styleId="IntenseEmphasis">
+  <w:style w:type="character" w:styleId="Intensievebenadrukking">
     <w:name w:val="Intense Emphasis"/>
-    <w:basedOn w:val="DefaultParagraphFont"/>
+    <w:basedOn w:val="Standaardalinea-lettertype"/>
     <w:uiPriority w:val="21"/>
     <w:qFormat/>
     <w:rsid w:val="008B078B"/>
@@ -1375,11 +1793,11 @@
       <w:color w:val="0F4761" w:themeColor="accent1" w:themeShade="BF"/>
     </w:rPr>
   </w:style>
-  <w:style w:type="paragraph" w:styleId="IntenseQuote">
+  <w:style w:type="paragraph" w:styleId="Duidelijkcitaat">
     <w:name w:val="Intense Quote"/>
-    <w:basedOn w:val="Normal"/>
-    <w:next w:val="Normal"/>
-    <w:link w:val="IntenseQuoteChar"/>
+    <w:basedOn w:val="Standaard"/>
+    <w:next w:val="Standaard"/>
+    <w:link w:val="DuidelijkcitaatChar"/>
     <w:uiPriority w:val="30"/>
     <w:qFormat/>
     <w:rsid w:val="008B078B"/>
@@ -1398,10 +1816,10 @@
       <w:color w:val="0F4761" w:themeColor="accent1" w:themeShade="BF"/>
     </w:rPr>
   </w:style>
-  <w:style w:type="character" w:customStyle="1" w:styleId="IntenseQuoteChar">
-    <w:name w:val="Intense Quote Char"/>
-    <w:basedOn w:val="DefaultParagraphFont"/>
-    <w:link w:val="IntenseQuote"/>
+  <w:style w:type="character" w:customStyle="1" w:styleId="DuidelijkcitaatChar">
+    <w:name w:val="Duidelijk citaat Char"/>
+    <w:basedOn w:val="Standaardalinea-lettertype"/>
+    <w:link w:val="Duidelijkcitaat"/>
     <w:uiPriority w:val="30"/>
     <w:rsid w:val="008B078B"/>
     <w:rPr>
@@ -1410,9 +1828,9 @@
       <w:color w:val="0F4761" w:themeColor="accent1" w:themeShade="BF"/>
     </w:rPr>
   </w:style>
-  <w:style w:type="character" w:styleId="IntenseReference">
+  <w:style w:type="character" w:styleId="Intensieveverwijzing">
     <w:name w:val="Intense Reference"/>
-    <w:basedOn w:val="DefaultParagraphFont"/>
+    <w:basedOn w:val="Standaardalinea-lettertype"/>
     <w:uiPriority w:val="32"/>
     <w:qFormat/>
     <w:rsid w:val="008B078B"/>
